--- a/Unified Role Based Access.docx
+++ b/Unified Role Based Access.docx
@@ -24,12 +24,13 @@
         <w:spacing w:after="240"/>
         <w:rPr>
           <w:rFonts w:ascii="Calibri" w:hAnsi="Calibri" w:cs="Calibri"/>
+          <w:color w:val="auto"/>
         </w:rPr>
       </w:pPr>
       <w:r>
         <w:rPr>
           <w:rFonts w:ascii="Calibri" w:hAnsi="Calibri" w:cs="Calibri"/>
-          <w:color w:val="5C6F84"/>
+          <w:color w:val="auto"/>
           <w:sz w:val="21"/>
         </w:rPr>
         <w:t>Two-Phased Access Strategy: Immediate Purview/DLP/Insider Risk Role Assignment &amp; Phased URBAC Cutover Prior to March 31, 2027</w:t>
@@ -39,6 +40,7 @@
       <w:tblPr>
         <w:tblW w:w="0" w:type="auto"/>
         <w:jc w:val="center"/>
+        <w:shd w:val="clear" w:color="auto" w:fill="DAEEF3" w:themeFill="accent5" w:themeFillTint="33"/>
         <w:tblLayout w:type="fixed"/>
         <w:tblLook w:val="04A0" w:firstRow="1" w:lastRow="0" w:firstColumn="1" w:lastColumn="0" w:noHBand="0" w:noVBand="1"/>
       </w:tblPr>
@@ -53,7 +55,7 @@
         <w:tc>
           <w:tcPr>
             <w:tcW w:w="4968" w:type="dxa"/>
-            <w:shd w:val="clear" w:color="auto" w:fill="F4F7FA"/>
+            <w:shd w:val="clear" w:color="auto" w:fill="DAEEF3" w:themeFill="accent5" w:themeFillTint="33"/>
             <w:tcMar>
               <w:top w:w="80" w:type="dxa"/>
               <w:left w:w="120" w:type="dxa"/>
@@ -104,7 +106,7 @@
         <w:tc>
           <w:tcPr>
             <w:tcW w:w="4968" w:type="dxa"/>
-            <w:shd w:val="clear" w:color="auto" w:fill="F4F7FA"/>
+            <w:shd w:val="clear" w:color="auto" w:fill="DAEEF3" w:themeFill="accent5" w:themeFillTint="33"/>
             <w:tcMar>
               <w:top w:w="80" w:type="dxa"/>
               <w:left w:w="120" w:type="dxa"/>
@@ -160,7 +162,7 @@
         <w:tc>
           <w:tcPr>
             <w:tcW w:w="4968" w:type="dxa"/>
-            <w:shd w:val="clear" w:color="auto" w:fill="F4F7FA"/>
+            <w:shd w:val="clear" w:color="auto" w:fill="DAEEF3" w:themeFill="accent5" w:themeFillTint="33"/>
             <w:tcMar>
               <w:top w:w="80" w:type="dxa"/>
               <w:left w:w="120" w:type="dxa"/>
@@ -197,7 +199,7 @@
         <w:tc>
           <w:tcPr>
             <w:tcW w:w="4968" w:type="dxa"/>
-            <w:shd w:val="clear" w:color="auto" w:fill="F4F7FA"/>
+            <w:shd w:val="clear" w:color="auto" w:fill="DAEEF3" w:themeFill="accent5" w:themeFillTint="33"/>
             <w:tcMar>
               <w:top w:w="80" w:type="dxa"/>
               <w:left w:w="120" w:type="dxa"/>
@@ -1150,6 +1152,7 @@
       <w:tblPr>
         <w:tblW w:w="0" w:type="auto"/>
         <w:jc w:val="center"/>
+        <w:shd w:val="clear" w:color="auto" w:fill="FFFFFF" w:themeFill="background1"/>
         <w:tblLook w:val="04A0" w:firstRow="1" w:lastRow="0" w:firstColumn="1" w:lastColumn="0" w:noHBand="0" w:noVBand="1"/>
       </w:tblPr>
       <w:tblGrid>
@@ -1162,7 +1165,7 @@
         <w:tc>
           <w:tcPr>
             <w:tcW w:w="9936" w:type="dxa"/>
-            <w:shd w:val="clear" w:color="auto" w:fill="FFF8F0"/>
+            <w:shd w:val="clear" w:color="auto" w:fill="FFFFFF" w:themeFill="background1"/>
             <w:tcMar>
               <w:top w:w="100" w:type="dxa"/>
               <w:left w:w="120" w:type="dxa"/>
@@ -1182,7 +1185,7 @@
                 <w:rFonts w:ascii="Calibri" w:hAnsi="Calibri" w:cs="Calibri"/>
                 <w:b/>
                 <w:color w:val="B45000"/>
-                <w:sz w:val="18"/>
+                <w:szCs w:val="20"/>
               </w:rPr>
               <w:t>Technical Root Cause of Current Operational Friction:</w:t>
             </w:r>
@@ -1198,6 +1201,7 @@
             <w:r>
               <w:rPr>
                 <w:rFonts w:ascii="Calibri" w:hAnsi="Calibri" w:cs="Calibri"/>
+                <w:color w:val="auto"/>
                 <w:szCs w:val="20"/>
               </w:rPr>
               <w:t>Microsoft enforces strict separation of administrative planes. Entra ID administrative roles activated via PIM (e.g., Security Reader) do NOT inherit permissions into Microsoft Purview solutions (DLP, Insider Risk), nor do they grant granular telemetry access under Microsoft Defender Unified RBAC. Threat detections cannot be built against data exfiltration or threat signals without explicit role mapping to Detection Engineering's existing Entra ID Security Group within these workloads.</w:t>
@@ -1228,6 +1232,7 @@
       <w:tblPr>
         <w:tblW w:w="0" w:type="auto"/>
         <w:jc w:val="center"/>
+        <w:shd w:val="clear" w:color="auto" w:fill="FFFFFF" w:themeFill="background1"/>
         <w:tblLook w:val="04A0" w:firstRow="1" w:lastRow="0" w:firstColumn="1" w:lastColumn="0" w:noHBand="0" w:noVBand="1"/>
       </w:tblPr>
       <w:tblGrid>
@@ -1240,7 +1245,7 @@
         <w:tc>
           <w:tcPr>
             <w:tcW w:w="9936" w:type="dxa"/>
-            <w:shd w:val="clear" w:color="auto" w:fill="F0FDF4"/>
+            <w:shd w:val="clear" w:color="auto" w:fill="FFFFFF" w:themeFill="background1"/>
             <w:tcMar>
               <w:top w:w="100" w:type="dxa"/>
               <w:left w:w="120" w:type="dxa"/>
@@ -1276,6 +1281,7 @@
             <w:r>
               <w:rPr>
                 <w:rFonts w:ascii="Calibri" w:hAnsi="Calibri" w:cs="Calibri"/>
+                <w:color w:val="auto"/>
                 <w:szCs w:val="20"/>
               </w:rPr>
               <w:t xml:space="preserve">Because Microsoft Purview permissions are completely decoupled from Defender URBAC and Azure RBAC, granting Purview permissions requires NO tenant-wide changes and carries ZERO risk to other teams. Detection Engineering's existing Entra ID Security Group </w:t>
@@ -1283,20 +1289,15 @@
             <w:r>
               <w:rPr>
                 <w:rFonts w:ascii="Calibri" w:hAnsi="Calibri" w:cs="Calibri"/>
+                <w:color w:val="auto"/>
                 <w:szCs w:val="20"/>
               </w:rPr>
-              <w:t xml:space="preserve">can </w:t>
+              <w:t>can be</w:t>
             </w:r>
             <w:r>
               <w:rPr>
                 <w:rFonts w:ascii="Calibri" w:hAnsi="Calibri" w:cs="Calibri"/>
-                <w:szCs w:val="20"/>
-              </w:rPr>
-              <w:t>be</w:t>
-            </w:r>
-            <w:r>
-              <w:rPr>
-                <w:rFonts w:ascii="Calibri" w:hAnsi="Calibri" w:cs="Calibri"/>
+                <w:color w:val="auto"/>
                 <w:szCs w:val="20"/>
               </w:rPr>
               <w:t xml:space="preserve"> added to specific Purview Role Groups in the Purview Portal to unblock DLP and Insider Risk correlation rules instantly</w:t>
@@ -1304,6 +1305,7 @@
             <w:r>
               <w:rPr>
                 <w:rFonts w:ascii="Calibri" w:hAnsi="Calibri" w:cs="Calibri"/>
+                <w:color w:val="auto"/>
                 <w:szCs w:val="20"/>
               </w:rPr>
               <w:t xml:space="preserve"> or IIQ role assignments granted</w:t>
@@ -1311,6 +1313,7 @@
             <w:r>
               <w:rPr>
                 <w:rFonts w:ascii="Calibri" w:hAnsi="Calibri" w:cs="Calibri"/>
+                <w:color w:val="auto"/>
                 <w:szCs w:val="20"/>
               </w:rPr>
               <w:t>.</w:t>
@@ -1866,6 +1869,7 @@
       <w:tblPr>
         <w:tblW w:w="0" w:type="auto"/>
         <w:jc w:val="center"/>
+        <w:shd w:val="clear" w:color="auto" w:fill="FFFFFF" w:themeFill="background1"/>
         <w:tblLook w:val="04A0" w:firstRow="1" w:lastRow="0" w:firstColumn="1" w:lastColumn="0" w:noHBand="0" w:noVBand="1"/>
       </w:tblPr>
       <w:tblGrid>
@@ -1878,7 +1882,7 @@
         <w:tc>
           <w:tcPr>
             <w:tcW w:w="9936" w:type="dxa"/>
-            <w:shd w:val="clear" w:color="auto" w:fill="FEF2F2"/>
+            <w:shd w:val="clear" w:color="auto" w:fill="FFFFFF" w:themeFill="background1"/>
             <w:tcMar>
               <w:top w:w="100" w:type="dxa"/>
               <w:left w:w="120" w:type="dxa"/>
@@ -3205,7 +3209,7 @@
           <w:color w:val="005A9E"/>
           <w:szCs w:val="20"/>
         </w:rPr>
-        <w:t xml:space="preserve">[Microsoft Learn: </w:t>
+        <w:t xml:space="preserve">Microsoft Learn: </w:t>
       </w:r>
       <w:r>
         <w:rPr>
